--- a/src/Apps/CZ/CoreLocalizationPack/app/Src/Reports/SalesCreditMemoEmail.docx
+++ b/src/Apps/CZ/CoreLocalizationPack/app/Src/Reports/SalesCreditMemoEmail.docx
@@ -16,7 +16,7 @@
       <w:sdtContent>
         <w:p>
           <w:pPr>
-            <w:pStyle w:val="Title"/>
+            <w:pStyle w:val="Nzev"/>
             <w:spacing w:before="120"/>
           </w:pPr>
           <w:proofErr w:type="spellStart"/>
@@ -94,7 +94,7 @@
     </w:sdt>
     <w:tbl>
       <w:tblPr>
-        <w:tblStyle w:val="TableGrid"/>
+        <w:tblStyle w:val="Mkatabulky"/>
         <w:tblW w:w="10260" w:type="dxa"/>
         <w:tblBorders>
           <w:top w:val="none" w:color="auto" w:sz="0" w:space="0"/>
@@ -141,7 +141,7 @@
               </w:tcPr>
               <w:p>
                 <w:pPr>
-                  <w:pStyle w:val="Heading1"/>
+                  <w:pStyle w:val="Nadpis1"/>
                 </w:pPr>
                 <w:proofErr w:type="spellStart"/>
                 <w:r>
@@ -177,7 +177,7 @@
               </w:tcPr>
               <w:p>
                 <w:pPr>
-                  <w:pStyle w:val="Heading1"/>
+                  <w:pStyle w:val="Nadpis1"/>
                 </w:pPr>
                 <w:proofErr w:type="spellStart"/>
                 <w:r>
@@ -213,7 +213,7 @@
               </w:tcPr>
               <w:p>
                 <w:pPr>
-                  <w:pStyle w:val="Heading1"/>
+                  <w:pStyle w:val="Nadpis1"/>
                   <w:jc w:val="right"/>
                 </w:pPr>
                 <w:proofErr w:type="spellStart"/>
@@ -350,7 +350,7 @@
     </w:tbl>
     <w:p>
       <w:pPr>
-        <w:pStyle w:val="Subtitle"/>
+        <w:pStyle w:val="Podnadpis"/>
       </w:pPr>
       <w:sdt>
         <w:sdtPr>
@@ -396,138 +396,120 @@
         </w:p>
       </w:sdtContent>
     </w:sdt>
-    <w:sdt>
-      <w:sdtPr>
-        <w:alias w:val="#Nav: /Company_Information/CompanyAddr1"/>
-        <w:tag w:val="#Nav: Sales_Credit_Memo_CZL/31190"/>
-        <w:id w:val="-1249951623"/>
-        <w:placeholder>
-          <w:docPart w:val="DefaultPlaceholder_-1854013440"/>
-        </w:placeholder>
-        <w:dataBinding w:prefixMappings="xmlns:ns0='urn:microsoft-dynamics-nav/reports/Sales_Credit_Memo_CZL/31190/'" w:xpath="/ns0:NavWordReportXmlPart[1]/ns0:Company_Information[1]/ns0:CompanyAddr1[1]" w:storeItemID="{35636572-836B-43DF-8B5E-8B9C40C761AC}"/>
-        <w:text/>
-      </w:sdtPr>
-      <w:sdtContent>
-        <w:p>
-          <w:pPr>
-            <w:pStyle w:val="NoSpacing"/>
-          </w:pPr>
+    <w:p>
+      <w:pPr>
+        <w:pStyle w:val="Bezmezer"/>
+      </w:pPr>
+      <w:sdt>
+        <w:sdtPr>
+          <w:id w:val="-342243946"/>
+          <w:placeholder>
+            <w:docPart w:val="DefaultPlaceholder_-1854013440"/>
+          </w:placeholder>
+          <w15:dataBinding w:prefixMappings="xmlns:ns0='urn:microsoft-dynamics-nav/reports/Sales_Credit_Memo_CZL/31190/' " w:xpath="/ns0:NavWordReportXmlPart[1]/ns0:Sales_Cr_Memo_Header[1]/ns0:CompanyAddress1[1]" w:storeItemID="{35636572-836B-43DF-8B5E-8B9C40C761AC}" w16sdtdh:storeItemChecksum="NT6f8A=="/>
+        </w:sdtPr>
+        <w:sdtContent>
           <w:r>
-            <w:t>CompanyAddr1</w:t>
+            <w:t>CompanyAddress1</w:t>
           </w:r>
-        </w:p>
-      </w:sdtContent>
-    </w:sdt>
-    <w:sdt>
-      <w:sdtPr>
-        <w:alias w:val="#Nav: /Company_Information/CompanyAddr2"/>
-        <w:tag w:val="#Nav: Sales_Credit_Memo_CZL/31190"/>
-        <w:id w:val="-1092316590"/>
-        <w:placeholder>
-          <w:docPart w:val="DefaultPlaceholder_-1854013440"/>
-        </w:placeholder>
-        <w:dataBinding w:prefixMappings="xmlns:ns0='urn:microsoft-dynamics-nav/reports/Sales_Credit_Memo_CZL/31190/'" w:xpath="/ns0:NavWordReportXmlPart[1]/ns0:Company_Information[1]/ns0:CompanyAddr2[1]" w:storeItemID="{35636572-836B-43DF-8B5E-8B9C40C761AC}"/>
-        <w:text/>
-      </w:sdtPr>
-      <w:sdtContent>
-        <w:p>
-          <w:pPr>
-            <w:pStyle w:val="NoSpacing"/>
-          </w:pPr>
+        </w:sdtContent>
+      </w:sdt>
+    </w:p>
+    <w:p>
+      <w:pPr>
+        <w:pStyle w:val="Bezmezer"/>
+      </w:pPr>
+      <w:sdt>
+        <w:sdtPr>
+          <w:id w:val="2056195156"/>
+          <w:placeholder>
+            <w:docPart w:val="DefaultPlaceholder_-1854013440"/>
+          </w:placeholder>
+          <w15:dataBinding w:prefixMappings="xmlns:ns0='urn:microsoft-dynamics-nav/reports/Sales_Credit_Memo_CZL/31190/' " w:xpath="/ns0:NavWordReportXmlPart[1]/ns0:Sales_Cr_Memo_Header[1]/ns0:CompanyAddress2[1]" w:storeItemID="{35636572-836B-43DF-8B5E-8B9C40C761AC}" w16sdtdh:storeItemChecksum="NT6f8A=="/>
+        </w:sdtPr>
+        <w:sdtContent>
           <w:r>
-            <w:t>CompanyAddr2</w:t>
+            <w:t>CompanyAddress2</w:t>
           </w:r>
-        </w:p>
-      </w:sdtContent>
-    </w:sdt>
-    <w:sdt>
-      <w:sdtPr>
-        <w:alias w:val="#Nav: /Company_Information/CompanyAddr3"/>
-        <w:tag w:val="#Nav: Sales_Credit_Memo_CZL/31190"/>
-        <w:id w:val="1194344525"/>
-        <w:placeholder>
-          <w:docPart w:val="DefaultPlaceholder_-1854013440"/>
-        </w:placeholder>
-        <w:dataBinding w:prefixMappings="xmlns:ns0='urn:microsoft-dynamics-nav/reports/Sales_Credit_Memo_CZL/31190/'" w:xpath="/ns0:NavWordReportXmlPart[1]/ns0:Company_Information[1]/ns0:CompanyAddr3[1]" w:storeItemID="{35636572-836B-43DF-8B5E-8B9C40C761AC}"/>
-        <w:text/>
-      </w:sdtPr>
-      <w:sdtContent>
-        <w:p>
-          <w:pPr>
-            <w:pStyle w:val="NoSpacing"/>
-          </w:pPr>
+        </w:sdtContent>
+      </w:sdt>
+    </w:p>
+    <w:p>
+      <w:pPr>
+        <w:pStyle w:val="Bezmezer"/>
+      </w:pPr>
+      <w:sdt>
+        <w:sdtPr>
+          <w:id w:val="-1053993975"/>
+          <w:placeholder>
+            <w:docPart w:val="DefaultPlaceholder_-1854013440"/>
+          </w:placeholder>
+          <w15:dataBinding w:prefixMappings="xmlns:ns0='urn:microsoft-dynamics-nav/reports/Sales_Credit_Memo_CZL/31190/' " w:xpath="/ns0:NavWordReportXmlPart[1]/ns0:Sales_Cr_Memo_Header[1]/ns0:CompanyAddress3[1]" w:storeItemID="{35636572-836B-43DF-8B5E-8B9C40C761AC}" w16sdtdh:storeItemChecksum="NT6f8A=="/>
+        </w:sdtPr>
+        <w:sdtContent>
           <w:r>
-            <w:t>CompanyAddr3</w:t>
+            <w:t>CompanyAddress3</w:t>
           </w:r>
-        </w:p>
-      </w:sdtContent>
-    </w:sdt>
-    <w:sdt>
-      <w:sdtPr>
-        <w:alias w:val="#Nav: /Company_Information/CompanyAddr4"/>
-        <w:tag w:val="#Nav: Sales_Credit_Memo_CZL/31190"/>
-        <w:id w:val="-156928378"/>
-        <w:placeholder>
-          <w:docPart w:val="DefaultPlaceholder_-1854013440"/>
-        </w:placeholder>
-        <w:dataBinding w:prefixMappings="xmlns:ns0='urn:microsoft-dynamics-nav/reports/Sales_Credit_Memo_CZL/31190/'" w:xpath="/ns0:NavWordReportXmlPart[1]/ns0:Company_Information[1]/ns0:CompanyAddr4[1]" w:storeItemID="{35636572-836B-43DF-8B5E-8B9C40C761AC}"/>
-        <w:text/>
-      </w:sdtPr>
-      <w:sdtContent>
-        <w:p>
-          <w:pPr>
-            <w:pStyle w:val="NoSpacing"/>
-          </w:pPr>
+        </w:sdtContent>
+      </w:sdt>
+    </w:p>
+    <w:p>
+      <w:pPr>
+        <w:pStyle w:val="Bezmezer"/>
+      </w:pPr>
+      <w:sdt>
+        <w:sdtPr>
+          <w:id w:val="-1098327514"/>
+          <w:placeholder>
+            <w:docPart w:val="DefaultPlaceholder_-1854013440"/>
+          </w:placeholder>
+          <w15:dataBinding w:prefixMappings="xmlns:ns0='urn:microsoft-dynamics-nav/reports/Sales_Credit_Memo_CZL/31190/' " w:xpath="/ns0:NavWordReportXmlPart[1]/ns0:Sales_Cr_Memo_Header[1]/ns0:CompanyAddress4[1]" w:storeItemID="{35636572-836B-43DF-8B5E-8B9C40C761AC}" w16sdtdh:storeItemChecksum="NT6f8A=="/>
+        </w:sdtPr>
+        <w:sdtContent>
           <w:r>
-            <w:t>CompanyAddr4</w:t>
+            <w:t>CompanyAddress4</w:t>
           </w:r>
-        </w:p>
-      </w:sdtContent>
-    </w:sdt>
-    <w:sdt>
-      <w:sdtPr>
-        <w:alias w:val="#Nav: /Company_Information/CompanyAddr5"/>
-        <w:tag w:val="#Nav: Sales_Credit_Memo_CZL/31190"/>
-        <w:id w:val="-975062428"/>
-        <w:placeholder>
-          <w:docPart w:val="DefaultPlaceholder_-1854013440"/>
-        </w:placeholder>
-        <w:dataBinding w:prefixMappings="xmlns:ns0='urn:microsoft-dynamics-nav/reports/Sales_Credit_Memo_CZL/31190/'" w:xpath="/ns0:NavWordReportXmlPart[1]/ns0:Company_Information[1]/ns0:CompanyAddr5[1]" w:storeItemID="{35636572-836B-43DF-8B5E-8B9C40C761AC}"/>
-        <w:text/>
-      </w:sdtPr>
-      <w:sdtContent>
-        <w:p>
-          <w:pPr>
-            <w:pStyle w:val="NoSpacing"/>
-          </w:pPr>
+        </w:sdtContent>
+      </w:sdt>
+    </w:p>
+    <w:p>
+      <w:pPr>
+        <w:pStyle w:val="Bezmezer"/>
+      </w:pPr>
+      <w:sdt>
+        <w:sdtPr>
+          <w:id w:val="-910702154"/>
+          <w:placeholder>
+            <w:docPart w:val="DefaultPlaceholder_-1854013440"/>
+          </w:placeholder>
+          <w15:dataBinding w:prefixMappings="xmlns:ns0='urn:microsoft-dynamics-nav/reports/Sales_Credit_Memo_CZL/31190/' " w:xpath="/ns0:NavWordReportXmlPart[1]/ns0:Sales_Cr_Memo_Header[1]/ns0:CompanyAddress5[1]" w:storeItemID="{35636572-836B-43DF-8B5E-8B9C40C761AC}" w16sdtdh:storeItemChecksum="NT6f8A=="/>
+        </w:sdtPr>
+        <w:sdtContent>
           <w:r>
-            <w:t>CompanyAddr5</w:t>
+            <w:t>CompanyAddress5</w:t>
           </w:r>
-        </w:p>
-      </w:sdtContent>
-    </w:sdt>
-    <w:sdt>
-      <w:sdtPr>
-        <w:alias w:val="#Nav: /Company_Information/CompanyAddr6"/>
-        <w:tag w:val="#Nav: Sales_Credit_Memo_CZL/31190"/>
-        <w:id w:val="1202063703"/>
-        <w:placeholder>
-          <w:docPart w:val="DefaultPlaceholder_-1854013440"/>
-        </w:placeholder>
-        <w:dataBinding w:prefixMappings="xmlns:ns0='urn:microsoft-dynamics-nav/reports/Sales_Credit_Memo_CZL/31190/'" w:xpath="/ns0:NavWordReportXmlPart[1]/ns0:Company_Information[1]/ns0:CompanyAddr6[1]" w:storeItemID="{35636572-836B-43DF-8B5E-8B9C40C761AC}"/>
-        <w:text/>
-      </w:sdtPr>
-      <w:sdtContent>
-        <w:p>
-          <w:pPr>
-            <w:pStyle w:val="NoSpacing"/>
-          </w:pPr>
+        </w:sdtContent>
+      </w:sdt>
+    </w:p>
+    <w:p>
+      <w:pPr>
+        <w:pStyle w:val="Bezmezer"/>
+      </w:pPr>
+      <w:sdt>
+        <w:sdtPr>
+          <w:id w:val="879982634"/>
+          <w:placeholder>
+            <w:docPart w:val="DefaultPlaceholder_-1854013440"/>
+          </w:placeholder>
+          <w15:dataBinding w:prefixMappings="xmlns:ns0='urn:microsoft-dynamics-nav/reports/Sales_Credit_Memo_CZL/31190/' " w:xpath="/ns0:NavWordReportXmlPart[1]/ns0:Sales_Cr_Memo_Header[1]/ns0:CompanyAddress6[1]" w:storeItemID="{35636572-836B-43DF-8B5E-8B9C40C761AC}" w16sdtdh:storeItemChecksum="NT6f8A=="/>
+        </w:sdtPr>
+        <w:sdtContent>
           <w:r>
-            <w:t>CompanyAddr6</w:t>
+            <w:t>CompanyAddress6</w:t>
           </w:r>
-        </w:p>
-      </w:sdtContent>
-    </w:sdt>
+        </w:sdtContent>
+      </w:sdt>
+    </w:p>
     <w:p/>
     <w:sectPr>
       <w:pgSz w:w="11906" w:h="16838"/>
@@ -934,15 +916,15 @@
     <w:lsdException w:name="Unresolved Mention" w:semiHidden="1" w:unhideWhenUsed="1"/>
     <w:lsdException w:name="Smart Link" w:semiHidden="1" w:unhideWhenUsed="1"/>
   </w:latentStyles>
-  <w:style w:type="paragraph" w:default="1" w:styleId="Normal">
+  <w:style w:type="paragraph" w:default="1" w:styleId="Normln">
     <w:name w:val="Normal"/>
     <w:qFormat/>
   </w:style>
-  <w:style w:type="paragraph" w:styleId="Heading1">
+  <w:style w:type="paragraph" w:styleId="Nadpis1">
     <w:name w:val="heading 1"/>
-    <w:basedOn w:val="Normal"/>
-    <w:next w:val="Normal"/>
-    <w:link w:val="Heading1Char"/>
+    <w:basedOn w:val="Normln"/>
+    <w:next w:val="Normln"/>
+    <w:link w:val="Nadpis1Char"/>
     <w:uiPriority w:val="9"/>
     <w:qFormat/>
     <w:rsid w:val="00683F50"/>
@@ -957,13 +939,13 @@
       <w:szCs w:val="16"/>
     </w:rPr>
   </w:style>
-  <w:style w:type="character" w:default="1" w:styleId="DefaultParagraphFont">
+  <w:style w:type="character" w:default="1" w:styleId="Standardnpsmoodstavce">
     <w:name w:val="Default Paragraph Font"/>
     <w:uiPriority w:val="1"/>
     <w:semiHidden/>
     <w:unhideWhenUsed/>
   </w:style>
-  <w:style w:type="table" w:default="1" w:styleId="TableNormal">
+  <w:style w:type="table" w:default="1" w:styleId="Normlntabulka">
     <w:name w:val="Normal Table"/>
     <w:uiPriority w:val="99"/>
     <w:semiHidden/>
@@ -978,16 +960,16 @@
       </w:tblCellMar>
     </w:tblPr>
   </w:style>
-  <w:style w:type="numbering" w:default="1" w:styleId="NoList">
+  <w:style w:type="numbering" w:default="1" w:styleId="Bezseznamu">
     <w:name w:val="No List"/>
     <w:uiPriority w:val="99"/>
     <w:semiHidden/>
     <w:unhideWhenUsed/>
   </w:style>
-  <w:style w:type="character" w:customStyle="1" w:styleId="Heading1Char">
-    <w:name w:val="Heading 1 Char"/>
-    <w:basedOn w:val="DefaultParagraphFont"/>
-    <w:link w:val="Heading1"/>
+  <w:style w:type="character" w:customStyle="1" w:styleId="Nadpis1Char">
+    <w:name w:val="Nadpis 1 Char"/>
+    <w:basedOn w:val="Standardnpsmoodstavce"/>
+    <w:link w:val="Nadpis1"/>
     <w:uiPriority w:val="9"/>
     <w:rsid w:val="00683F50"/>
     <w:rPr>
@@ -997,9 +979,9 @@
       <w:szCs w:val="16"/>
     </w:rPr>
   </w:style>
-  <w:style w:type="table" w:styleId="TableGrid">
+  <w:style w:type="table" w:styleId="Mkatabulky">
     <w:name w:val="Table Grid"/>
-    <w:basedOn w:val="TableNormal"/>
+    <w:basedOn w:val="Normlntabulka"/>
     <w:uiPriority w:val="39"/>
     <w:rsid w:val="00683F50"/>
     <w:pPr>
@@ -1016,7 +998,7 @@
       </w:tblBorders>
     </w:tblPr>
   </w:style>
-  <w:style w:type="paragraph" w:styleId="NoSpacing">
+  <w:style w:type="paragraph" w:styleId="Bezmezer">
     <w:name w:val="No Spacing"/>
     <w:uiPriority w:val="1"/>
     <w:qFormat/>
@@ -1025,11 +1007,11 @@
       <w:spacing w:after="0" w:line="240" w:lineRule="auto"/>
     </w:pPr>
   </w:style>
-  <w:style w:type="paragraph" w:styleId="Title">
+  <w:style w:type="paragraph" w:styleId="Nzev">
     <w:name w:val="Title"/>
-    <w:basedOn w:val="Header"/>
-    <w:next w:val="Normal"/>
-    <w:link w:val="TitleChar"/>
+    <w:basedOn w:val="Zhlav"/>
+    <w:next w:val="Normln"/>
+    <w:link w:val="NzevChar"/>
     <w:uiPriority w:val="10"/>
     <w:qFormat/>
     <w:rsid w:val="00683F50"/>
@@ -1041,10 +1023,10 @@
       <w:sz w:val="36"/>
     </w:rPr>
   </w:style>
-  <w:style w:type="character" w:customStyle="1" w:styleId="TitleChar">
-    <w:name w:val="Title Char"/>
-    <w:basedOn w:val="DefaultParagraphFont"/>
-    <w:link w:val="Title"/>
+  <w:style w:type="character" w:customStyle="1" w:styleId="NzevChar">
+    <w:name w:val="Název Char"/>
+    <w:basedOn w:val="Standardnpsmoodstavce"/>
+    <w:link w:val="Nzev"/>
     <w:uiPriority w:val="10"/>
     <w:rsid w:val="00683F50"/>
     <w:rPr>
@@ -1052,11 +1034,11 @@
       <w:sz w:val="36"/>
     </w:rPr>
   </w:style>
-  <w:style w:type="paragraph" w:styleId="Subtitle">
+  <w:style w:type="paragraph" w:styleId="Podnadpis">
     <w:name w:val="Subtitle"/>
-    <w:basedOn w:val="Header"/>
-    <w:next w:val="Normal"/>
-    <w:link w:val="SubtitleChar"/>
+    <w:basedOn w:val="Zhlav"/>
+    <w:next w:val="Normln"/>
+    <w:link w:val="PodnadpisChar"/>
     <w:uiPriority w:val="11"/>
     <w:qFormat/>
     <w:rsid w:val="00683F50"/>
@@ -1065,10 +1047,10 @@
       <w:szCs w:val="20"/>
     </w:rPr>
   </w:style>
-  <w:style w:type="character" w:customStyle="1" w:styleId="SubtitleChar">
-    <w:name w:val="Subtitle Char"/>
-    <w:basedOn w:val="DefaultParagraphFont"/>
-    <w:link w:val="Subtitle"/>
+  <w:style w:type="character" w:customStyle="1" w:styleId="PodnadpisChar">
+    <w:name w:val="Podnadpis Char"/>
+    <w:basedOn w:val="Standardnpsmoodstavce"/>
+    <w:link w:val="Podnadpis"/>
     <w:uiPriority w:val="11"/>
     <w:rsid w:val="00683F50"/>
     <w:rPr>
@@ -1076,10 +1058,10 @@
       <w:szCs w:val="20"/>
     </w:rPr>
   </w:style>
-  <w:style w:type="paragraph" w:styleId="Header">
+  <w:style w:type="paragraph" w:styleId="Zhlav">
     <w:name w:val="header"/>
-    <w:basedOn w:val="Normal"/>
-    <w:link w:val="HeaderChar"/>
+    <w:basedOn w:val="Normln"/>
+    <w:link w:val="ZhlavChar"/>
     <w:uiPriority w:val="99"/>
     <w:semiHidden/>
     <w:unhideWhenUsed/>
@@ -1092,17 +1074,17 @@
       <w:spacing w:after="0" w:line="240" w:lineRule="auto"/>
     </w:pPr>
   </w:style>
-  <w:style w:type="character" w:customStyle="1" w:styleId="HeaderChar">
-    <w:name w:val="Header Char"/>
-    <w:basedOn w:val="DefaultParagraphFont"/>
-    <w:link w:val="Header"/>
+  <w:style w:type="character" w:customStyle="1" w:styleId="ZhlavChar">
+    <w:name w:val="Záhlaví Char"/>
+    <w:basedOn w:val="Standardnpsmoodstavce"/>
+    <w:link w:val="Zhlav"/>
     <w:uiPriority w:val="99"/>
     <w:semiHidden/>
     <w:rsid w:val="00683F50"/>
   </w:style>
-  <w:style w:type="character" w:styleId="PlaceholderText">
+  <w:style w:type="character" w:styleId="Zstupntext">
     <w:name w:val="Placeholder Text"/>
-    <w:basedOn w:val="DefaultParagraphFont"/>
+    <w:basedOn w:val="Standardnpsmoodstavce"/>
     <w:uiPriority w:val="99"/>
     <w:semiHidden/>
     <w:rsid w:val="00683F50"/>
@@ -1135,7 +1117,7 @@
         <w:p>
           <w:r>
             <w:rPr>
-              <w:rStyle w:val="PlaceholderText"/>
+              <w:rStyle w:val="Zstupntext"/>
             </w:rPr>
             <w:t>Click or tap here to enter text.</w:t>
           </w:r>
@@ -1200,9 +1182,11 @@
   </w:compat>
   <w:rsids>
     <w:rsidRoot w:val="008300BD"/>
+    <w:rsid w:val="0045722F"/>
     <w:rsid w:val="005A1187"/>
     <w:rsid w:val="006106E9"/>
     <w:rsid w:val="008300BD"/>
+    <w:rsid w:val="00D30AD9"/>
     <w:rsid w:val="00E35C6C"/>
     <w:rsid w:val="00E476A4"/>
   </w:rsids>
@@ -1622,17 +1606,17 @@
     <w:lsdException w:name="Unresolved Mention" w:semiHidden="1" w:unhideWhenUsed="1"/>
     <w:lsdException w:name="Smart Link" w:semiHidden="1" w:unhideWhenUsed="1"/>
   </w:latentStyles>
-  <w:style w:type="paragraph" w:default="1" w:styleId="Normal">
+  <w:style w:type="paragraph" w:default="1" w:styleId="Normln">
     <w:name w:val="Normal"/>
     <w:qFormat/>
   </w:style>
-  <w:style w:type="character" w:default="1" w:styleId="DefaultParagraphFont">
+  <w:style w:type="character" w:default="1" w:styleId="Standardnpsmoodstavce">
     <w:name w:val="Default Paragraph Font"/>
     <w:uiPriority w:val="1"/>
     <w:semiHidden/>
     <w:unhideWhenUsed/>
   </w:style>
-  <w:style w:type="table" w:default="1" w:styleId="TableNormal">
+  <w:style w:type="table" w:default="1" w:styleId="Normlntabulka">
     <w:name w:val="Normal Table"/>
     <w:uiPriority w:val="99"/>
     <w:semiHidden/>
@@ -1647,15 +1631,15 @@
       </w:tblCellMar>
     </w:tblPr>
   </w:style>
-  <w:style w:type="numbering" w:default="1" w:styleId="NoList">
+  <w:style w:type="numbering" w:default="1" w:styleId="Bezseznamu">
     <w:name w:val="No List"/>
     <w:uiPriority w:val="99"/>
     <w:semiHidden/>
     <w:unhideWhenUsed/>
   </w:style>
-  <w:style w:type="character" w:styleId="PlaceholderText">
+  <w:style w:type="character" w:styleId="Zstupntext">
     <w:name w:val="Placeholder Text"/>
-    <w:basedOn w:val="DefaultParagraphFont"/>
+    <w:basedOn w:val="Standardnpsmoodstavce"/>
     <w:uiPriority w:val="99"/>
     <w:semiHidden/>
     <w:rsid w:val="008300BD"/>
@@ -2100,6 +2084,18 @@
  
          < C l o s i n g L b l > C l o s i n g L b l < / C l o s i n g L b l >   
+         < C o m p a n y A d d r e s s 1 > C o m p a n y A d d r e s s 1 < / C o m p a n y A d d r e s s 1 > + 
+         < C o m p a n y A d d r e s s 2 > C o m p a n y A d d r e s s 2 < / C o m p a n y A d d r e s s 2 > + 
+         < C o m p a n y A d d r e s s 3 > C o m p a n y A d d r e s s 3 < / C o m p a n y A d d r e s s 3 > + 
+         < C o m p a n y A d d r e s s 4 > C o m p a n y A d d r e s s 4 < / C o m p a n y A d d r e s s 4 > + 
+         < C o m p a n y A d d r e s s 5 > C o m p a n y A d d r e s s 5 < / C o m p a n y A d d r e s s 5 > + 
+         < C o m p a n y A d d r e s s 6 > C o m p a n y A d d r e s s 6 < / C o m p a n y A d d r e s s 6 > + 
          < C o p y L b l > C o p y L b l < / C o p y L b l >   
          < C r e a t o r L b l > C r e a t o r L b l < / C r e a t o r L b l > 
--- a/src/Apps/CZ/CoreLocalizationPack/app/Src/Reports/SalesCreditMemoEmail.docx
+++ b/src/Apps/CZ/CoreLocalizationPack/app/Src/Reports/SalesCreditMemoEmail.docx
@@ -2343,6 +2343,587 @@
  < / N a v W o r d R e p o r t X m l P a r t > 
 </file>
 
+<file path=customXml/item2.xml>��< ? x m l   v e r s i o n = " 1 . 0 "   e n c o d i n g = " u t f - 1 6 " ? > + 
+ < N a v W o r d R e p o r t X m l P a r t   x m l n s = " u r n : m i c r o s o f t - d y n a m i c s - b u s i n e s s c e n t r a l / i n t e r n a l / e x t e n d e d / r e p o r t s / S a l e s _ C r e d i t _ M e m o _ C Z L / 3 1 1 9 0 / " > + 
+     < B C R e p o r t I n f o r m a t i o n > + 
+         < R e p o r t M e t a d a t a > + 
+             < E x t e n s i o n I d > E x t e n s i o n   I D < / E x t e n s i o n I d > + 
+             < E x t e n s i o n N a m e > E x t e n s i o n   N a m e < / E x t e n s i o n N a m e > + 
+             < E x t e n s i o n P u b l i s h e r > E x t e n s i o n   P u b l i s h e r < / E x t e n s i o n P u b l i s h e r > + 
+             < E x t e n s i o n V e r s i o n > E x t e n s i o n   V e r s i o n < / E x t e n s i o n V e r s i o n > + 
+             < R e p o r t I d > R e p o r t   I D < / R e p o r t I d > + 
+             < R e p o r t N a m e > R e p o r t   N a m e < / R e p o r t N a m e > + 
+             < A b o u t T h i s R e p o r t T i t l e > A b o u t   T h i s   R e p o r t   T i t l e < / A b o u t T h i s R e p o r t T i t l e > + 
+             < A b o u t T h i s R e p o r t T e x t > A b o u t   T h i s   R e p o r t   T e x t < / A b o u t T h i s R e p o r t T e x t > + 
+             < R e p o r t H e l p L i n k > R e p o r t   H e l p   L i n k < / R e p o r t H e l p L i n k > + 
+         < / R e p o r t M e t a d a t a > + 
+         < R e p o r t R e q u e s t > + 
+             < T e n a n t E n t r a I d > T e n a n t   E n t r a   I d < / T e n a n t E n t r a I d > + 
+             < E n v i r o n m e n t N a m e > E n v i r o n m e n t   N a m e < / E n v i r o n m e n t N a m e > + 
+             < E n v i r o n m e n t T y p e > E n v i r o n m e n t   T y p e < / E n v i r o n m e n t T y p e > + 
+             < C o m p a n y N a m e > C o m p a n y   N a m e < / C o m p a n y N a m e > + 
+             < C o m p a n y D i s p l a y N a m e > C o m p a n y   D i s p l a y   N a m e < / C o m p a n y D i s p l a y N a m e > + 
+             < C o m p a n y I d > C o m p a n y   I D < / C o m p a n y I d > + 
+             < U s e r N a m e > U s e r   N a m e < / U s e r N a m e > + 
+             < D a t e A n d T i m e > D a t e   a n d   T i m e < / D a t e A n d T i m e > + 
+             < L a n g u a g e > L a n g u a g e < / L a n g u a g e > + 
+             < F o r m a t R e g i o n > F o r m a t   R e g i o n < / F o r m a t R e g i o n > + 
+             < D a t e T i m e V a l u e s > + 
+                 < Y e a r > Y e a r < / Y e a r > + 
+                 < M o n t h N u m b e r > M o n t h   N u m b e r < / M o n t h N u m b e r > + 
+                 < D a y N u m b e r > D a y   N u m b e r < / D a y N u m b e r > + 
+                 < H o u r > H o u r < / H o u r > + 
+                 < M i n u t e > M i n u t e < / M i n u t e > + 
+             < / D a t e T i m e V a l u e s > + 
+         < / R e p o r t R e q u e s t > + 
+     < / B C R e p o r t I n f o r m a t i o n > + 
+     < T o o l t i p s > + 
+         < T o o l t i p   c o l u m n = " R e g i s t r a t i o n N o _ C o m p a n y I n f o r m a t i o n "   E l e m e n t I d = " 1 6 0 2 7 4 5 8 7 9 " > + 
+             < T o o l t i p T e x t   l a n g = " e n - U S " > S p e c i f i e s   t h e   c o m p a n y ' s   r e g i s t r a t i o n   n u m b e r .   Y o u   c a n   e n t e r   a   m a x i m u m   o f   2 0   c h a r a c t e r s ,   b o t h   n u m b e r s   a n d   l e t t e r s . < / T o o l t i p T e x t > + 
+         < / T o o l t i p > + 
+         < T o o l t i p   c o l u m n = " V A T R e g i s t r a t i o n N o _ C o m p a n y I n f o r m a t i o n "   E l e m e n t I d = " 9 9 4 7 0 5 0 1 4 " > + 
+             < T o o l t i p T e x t   l a n g = " e n - U S " > S p e c i f i e s   t h e   c o m p a n y ' s   V A T   r e g i s t r a t i o n   n u m b e r . < / T o o l t i p T e x t > + 
+         < / T o o l t i p > + 
+         < T o o l t i p   c o l u m n = " H o m e P a g e _ C o m p a n y I n f o r m a t i o n "   E l e m e n t I d = " 1 8 4 4 3 9 1 3 2 5 " > + 
+             < T o o l t i p T e x t   l a n g = " e n - U S " > S p e c i f i e s   y o u r   c o m p a n y ' s   w e b   s i t e . < / T o o l t i p T e x t > + 
+         < / T o o l t i p > + 
+         < T o o l t i p   c o l u m n = " P i c t u r e _ C o m p a n y I n f o r m a t i o n "   E l e m e n t I d = " 1 4 8 0 3 2 4 6 4 3 " > + 
+             < T o o l t i p T e x t   l a n g = " e n - U S " > S p e c i f i e s   t h e   p i c t u r e   t h a t   h a s   b e e n   s e t   u p   f o r   t h e   c o m p a n y ,   s u c h   a s   a   c o m p a n y   l o g o . < / T o o l t i p T e x t > + 
+         < / T o o l t i p > + 
+         < T o o l t i p   c o l u m n = " L C Y C o d e _ G e n e r a l L e d g e r S e t u p "   E l e m e n t I d = " 2 2 0 4 9 4 9 4 7 " > + 
+             < T o o l t i p T e x t   l a n g = " e n - U S " > S p e c i f i e s   t h e   I S O   3   l e t t e r   c u r r e n c y   c o d e   f o r   t h e   l o c a l   c u r r e n c y . < / T o o l t i p T e x t > + 
+         < / T o o l t i p > + 
+         < T o o l t i p   c o l u m n = " N o _ S a l e s C r M e m o H e a d e r "   E l e m e n t I d = " 2 2 7 6 9 2 1 0 3 " > + 
+             < T o o l t i p T e x t   l a n g = " e n - U S " > S p e c i f i e s   t h e   p o s t e d   c r e d i t   m e m o   n u m b e r .   Y o u   c a n n o t   c h a n g e   t h e   n u m b e r   b e c a u s e   t h e   d o c u m e n t   h a s   a l r e a d y   b e e n   p o s t e d . < / T o o l t i p T e x t > + 
+         < / T o o l t i p > + 
+         < T o o l t i p   c o l u m n = " V A T R e g i s t r a t i o n N o _ S a l e s C r M e m o H e a d e r "   E l e m e n t I d = " 8 1 3 5 7 4 8 6 7 " > + 
+             < T o o l t i p T e x t   l a n g = " e n - U S " > S p e c i f i e s   t h e   c u s t o m e r ' s   V A T   r e g i s t r a t i o n   n u m b e r   f o r   c u s t o m e r s . < / T o o l t i p T e x t > + 
+         < / T o o l t i p > + 
+         < T o o l t i p   c o l u m n = " P a y m e n t T e r m s "   E l e m e n t I d = " 2 1 1 0 2 6 7 6 9 0 " > + 
+             < T o o l t i p T e x t   l a n g = " e n - U S " > S p e c i f i e s   a n   e x p l a n a t i o n   o f   t h e   p a y m e n t   t e r m s . < / T o o l t i p T e x t > + 
+         < / T o o l t i p > + 
+         < T o o l t i p   c o l u m n = " P a y m e n t M e t h o d "   E l e m e n t I d = " 1 9 4 6 7 2 9 6 9 6 " > + 
+             < T o o l t i p T e x t   l a n g = " e n - U S " > S p e c i f i e s   a   t e x t   t h a t   d e s c r i b e s   t h e   p a y m e n t   m e t h o d . < / T o o l t i p T e x t > + 
+         < / T o o l t i p > + 
+         < T o o l t i p   c o l u m n = " A p p l i e s t o D o c N o _ S a l e s C r M e m o H e a d e r "   E l e m e n t I d = " 1 2 6 6 4 9 0 8 2 " > + 
+             < T o o l t i p T e x t   l a n g = " e n - U S " > S p e c i f i e s   t h e   n u m b e r   o f   t h e   p o s t e d   d o c u m e n t   t h a t   t h i s   d o c u m e n t   o r   j o u r n a l   l i n e   w i l l   b e   a p p l i e d   t o   w h e n   y o u   p o s t ,   f o r   e x a m p l e   t o   r e g i s t e r   p a y m e n t . < / T o o l t i p T e x t > + 
+         < / T o o l t i p > + 
+         < T o o l t i p   c o l u m n = " E x t e r n a l D o c u m e n t N o _ S a l e s C r M e m o H e a d e r "   E l e m e n t I d = " 1 2 0 1 7 5 1 1 4 1 " > + 
+             < T o o l t i p T e x t   l a n g = " e n - U S " > S p e c i f i e s   t h e   e x t e r n a l   d o c u m e n t   n u m b e r   t h a t   i s   e n t e r e d   o n   t h e   s a l e s   h e a d e r   t h a t   t h i s   l i n e   w a s   p o s t e d   f r o m . < / T o o l t i p T e x t > + 
+         < / T o o l t i p > + 
+         < T o o l t i p   c o l u m n = " Y o u r R e f e r e n c e _ S a l e s C r M e m o H e a d e r "   E l e m e n t I d = " 2 0 1 5 1 2 9 8 6 0 " > + 
+             < T o o l t i p T e x t   l a n g = " e n - U S " > S p e c i f i e s   t h e   c u s t o m e r ' s   r e f e r e n c e .   T h e   c o n t e n t s   w i l l   b e   p r i n t e d   o n   s a l e s   d o c u m e n t s . < / T o o l t i p T e x t > + 
+         < / T o o l t i p > + 
+         < T o o l t i p   c o l u m n = " S h i p m e n t M e t h o d "   E l e m e n t I d = " 1 3 4 2 5 5 3 2 7 4 " > + 
+             < T o o l t i p T e x t   l a n g = " e n - U S " > S p e c i f i e s   a   d e s c r i p t i o n   o f   t h e   s h i p m e n t   m e t h o d . < / T o o l t i p T e x t > + 
+         < / T o o l t i p > + 
+         < T o o l t i p   c o l u m n = " C u r r e n c y C o d e _ S a l e s C r M e m o H e a d e r "   E l e m e n t I d = " 7 8 2 1 5 2 3 4 8 " > + 
+             < T o o l t i p T e x t   l a n g = " e n - U S " > S p e c i f i e s   t h e   c u r r e n c y   c o d e   o f   t h e   c r e d i t   m e m o . < / T o o l t i p T e x t > + 
+         < / T o o l t i p > + 
+         < T o o l t i p   c o l u m n = " A m o u n t _ S a l e s C r M e m o H e a d e r "   E l e m e n t I d = " 1 7 0 2 3 4 4 5 0 " > + 
+             < T o o l t i p T e x t   l a n g = " e n - U S " > S p e c i f i e s   t h e   t o t a l   o f   t h e   a m o u n t s   o n   a l l   t h e   c r e d i t   m e m o   l i n e s ,   i n   t h e   c u r r e n c y   o f   t h e   c r e d i t   m e m o .   T h e   a m o u n t   d o e s   n o t   i n c l u d e   V A T . < / T o o l t i p T e x t > + 
+         < / T o o l t i p > + 
+         < T o o l t i p   c o l u m n = " A m o u n t I n c l u d i n g V A T _ S a l e s C r M e m o H e a d e r "   E l e m e n t I d = " 2 0 6 4 3 1 6 2 3 2 " > + 
+             < T o o l t i p T e x t   l a n g = " e n - U S " > S p e c i f i e s   t h e   t o t a l   o f   t h e   a m o u n t s ,   i n c l u d i n g   V A T ,   o n   a l l   t h e   l i n e s   o n   t h e   d o c u m e n t . < / T o o l t i p T e x t > + 
+         < / T o o l t i p > + 
+         < T o o l t i p   c o l u m n = " N a m e _ S a l e s p e r s o n P u r c h a s e r "   E l e m e n t I d = " 5 1 1 2 8 2 4 6 3 " > + 
+             < T o o l t i p T e x t   l a n g = " e n - U S " > S p e c i f i e s   t h e   n a m e   o f   t h e   s a l e s p e r s o n   o r   p u r c h a s e r . < / T o o l t i p T e x t > + 
+         < / T o o l t i p > + 
+         < T o o l t i p   c o l u m n = " E M a i l _ S a l e s p e r s o n P u r c h a s e r "   E l e m e n t I d = " 7 2 2 1 1 3 7 3 4 " > + 
+             < T o o l t i p T e x t   l a n g = " e n - U S " > S p e c i f i e s   t h e   s a l e s p e r s o n ' s   e m a i l   a d d r e s s . < / T o o l t i p T e x t > + 
+         < / T o o l t i p > + 
+         < T o o l t i p   c o l u m n = " P h o n e N o _ S a l e s p e r s o n P u r c h a s e r "   E l e m e n t I d = " 1 0 0 7 9 9 9 9 4 1 " > + 
+             < T o o l t i p T e x t   l a n g = " e n - U S " > S p e c i f i e s   t h e   s a l e s p e r s o n ' s   t e l e p h o n e   n u m b e r . < / T o o l t i p T e x t > + 
+         < / T o o l t i p > + 
+         < T o o l t i p   c o l u m n = " N o _ S a l e s C r M e m o L i n e "   E l e m e n t I d = " 1 1 8 9 8 7 8 9 0 " > + 
+             < T o o l t i p T e x t   l a n g = " e n - U S " > S p e c i f i e s   t h e   n u m b e r   o f   t h e   i n v o l v e d   e n t r y   o r   r e c o r d ,   a c c o r d i n g   t o   t h e   s p e c i f i e d   n u m b e r   s e r i e s . < / T o o l t i p T e x t > + 
+         < / T o o l t i p > + 
+         < T o o l t i p   c o l u m n = " D e s c r i p t i o n _ S a l e s C r M e m o L i n e "   E l e m e n t I d = " 1 9 7 9 7 0 9 8 4 9 " > + 
+             < T o o l t i p T e x t   l a n g = " e n - U S " > S p e c i f i e s   t h e   n a m e   o f   t h e   i t e m   o r   g e n e r a l   l e d g e r   a c c o u n t ,   o r   s o m e   d e s c r i p t i v e   t e x t . < / T o o l t i p T e x t > + 
+         < / T o o l t i p > + 
+         < T o o l t i p   c o l u m n = " Q u a n t i t y _ S a l e s C r M e m o L i n e "   E l e m e n t I d = " 8 7 1 9 6 7 4 6 8 " > + 
+             < T o o l t i p T e x t   l a n g = " e n - U S " > S p e c i f i e s   t h e   n u m b e r   o f   u n i t s   o f   t h e   i t e m   s p e c i f i e d   o n   t h e   l i n e . < / T o o l t i p T e x t > + 
+         < / T o o l t i p > + 
+         < T o o l t i p   c o l u m n = " U n i t o f M e a s u r e _ S a l e s C r M e m o L i n e "   E l e m e n t I d = " 1 4 2 6 7 7 3 0 4 0 " > + 
+             < T o o l t i p T e x t   l a n g = " e n - U S " > S p e c i f i e s   t h e   n a m e   o f   t h e   i t e m   o r   r e s o u r c e ' s   u n i t   o f   m e a s u r e ,   s u c h   a s   p i e c e   o r   h o u r . < / T o o l t i p T e x t > + 
+         < / T o o l t i p > + 
+         < T o o l t i p   c o l u m n = " L i n e D i s c o u n t _ S a l e s C r M e m o L i n e "   E l e m e n t I d = " 1 4 3 0 9 0 6 0 6 0 " > + 
+             < T o o l t i p T e x t   l a n g = " e n - U S " > S p e c i f i e s   t h e   d i s c o u n t   p e r c e n t a g e   t h a t   i s   g r a n t e d   f o r   t h e   i t e m   o n   t h e   l i n e . < / T o o l t i p T e x t > + 
+         < / T o o l t i p > + 
+         < T o o l t i p   c o l u m n = " L i n e A m o u n t _ S a l e s C r M e m o L i n e "   E l e m e n t I d = " 7 8 6 4 6 5 5 2 5 " > + 
+             < T o o l t i p T e x t   l a n g = " e n - U S " > S p e c i f i e s   t h e   n e t   a m o u n t ,   e x c l u d i n g   a n y   i n v o i c e   d i s c o u n t   a m o u n t ,   t h a t   m u s t   b e   p a i d   f o r   p r o d u c t s   o n   t h e   l i n e . < / T o o l t i p T e x t > + 
+         < / T o o l t i p > + 
+         < T o o l t i p   c o l u m n = " I n v D i s c o u n t A m o u n t _ S a l e s C r M e m o L i n e "   E l e m e n t I d = " 2 8 3 3 2 5 9 0 3 " > + 
+             < T o o l t i p T e x t   l a n g = " e n - U S " > S p e c i f i e s   t h e   t o t a l   c a l c u l a t e d   i n v o i c e   d i s c o u n t   a m o u n t   f o r   t h e   l i n e . < / T o o l t i p T e x t > + 
+         < / T o o l t i p > + 
+         < T o o l t i p   c o l u m n = " V A T A m t L i n e V A T I d e n t i f i e r "   E l e m e n t I d = " 4 6 1 3 9 9 7 9 2 " > + 
+             < T o o l t i p T e x t   l a n g = " e n - U S " > S p e c i f i e s   t h e   V A T   I d e n t i f i e r   v a l u e . < / T o o l t i p T e x t > + 
+         < / T o o l t i p > + 
+         < T o o l t i p   c o l u m n = " V A T A m t L i n e V A T P e r "   E l e m e n t I d = " 1 1 8 5 5 2 1 3 0 0 " > + 
+             < T o o l t i p T e x t   l a n g = " e n - U S " > S p e c i f i e s   t h e   V A T   %   t h a t   w a s   u s e d   o n   t h e   s a l e s   o r   p u r c h a s e   l i n e s   w i t h   t h i s   V A T   I d e n t i f i e r . < / T o o l t i p T e x t > + 
+         < / T o o l t i p > + 
+         < T o o l t i p   c o l u m n = " V A T C l a u s e I d e n t i f i e r "   E l e m e n t I d = " 1 0 4 9 0 1 5 9 5 2 " > + 
+             < T o o l t i p T e x t   l a n g = " e n - U S " > S p e c i f i e s   t h e   V A T   I d e n t i f i e r   v a l u e . < / T o o l t i p T e x t > + 
+         < / T o o l t i p > + 
+         < T o o l t i p   c o l u m n = " P h o n e N o _ E m p l o y e e "   E l e m e n t I d = " 1 1 8 5 6 1 9 8 9 " > + 
+             < T o o l t i p T e x t   l a n g = " e n - U S " > S p e c i f i e s   t h e   e m p l o y e e ' s   t e l e p h o n e   n u m b e r . < / T o o l t i p T e x t > + 
+         < / T o o l t i p > + 
+         < T o o l t i p   c o l u m n = " C o m p a n y E M a i l _ E m p l o y e e "   E l e m e n t I d = " 7 8 0 1 1 2 2 5 1 " > + 
+             < T o o l t i p T e x t   l a n g = " e n - U S " > S p e c i f i e s   t h e   e m p l o y e e ' s   e m a i l   a d d r e s s   a t   t h e   c o m p a n y . < / T o o l t i p T e x t > + 
+         < / T o o l t i p > + 
+     < / T o o l t i p s > + 
+     < C o m p a n y _ I n f o r m a t i o n   E l e m e n t T y p e = " D a t a I t e m "   E l e m e n t I d = " 2 8 2 4 6 4 3 2 1 " > + 
+         < C o m p a n y A d d r 1   E l e m e n t T y p e = " C o l u m n "   E l e m e n t I d = " 8 8 5 0 9 6 1 0 4 "   D a t a T y p e = " T e x t "   O b s o l e t e S t a t e = " P e n d i n g " > C o m p a n y A d d r 1 < / C o m p a n y A d d r 1 > + 
+         < C o m p a n y A d d r 2   E l e m e n t T y p e = " C o l u m n "   E l e m e n t I d = " 1 0 2 7 9 9 3 7 4 7 "   D a t a T y p e = " T e x t "   O b s o l e t e S t a t e = " P e n d i n g " > C o m p a n y A d d r 2 < / C o m p a n y A d d r 2 > + 
+         < C o m p a n y A d d r 3   E l e m e n t T y p e = " C o l u m n "   E l e m e n t I d = " 3 9 0 2 9 7 1 3 0 "   D a t a T y p e = " T e x t "   O b s o l e t e S t a t e = " P e n d i n g " > C o m p a n y A d d r 3 < / C o m p a n y A d d r 3 > + 
+         < C o m p a n y A d d r 4   E l e m e n t T y p e = " C o l u m n "   E l e m e n t I d = " 1 9 9 1 5 8 0 3 1 5 "   D a t a T y p e = " T e x t "   O b s o l e t e S t a t e = " P e n d i n g " > C o m p a n y A d d r 4 < / C o m p a n y A d d r 4 > + 
+         < C o m p a n y A d d r 5   E l e m e n t T y p e = " C o l u m n "   E l e m e n t I d = " 1 6 6 5 6 9 0 3 6 4 "   D a t a T y p e = " T e x t "   O b s o l e t e S t a t e = " P e n d i n g " > C o m p a n y A d d r 5 < / C o m p a n y A d d r 5 > + 
+         < C o m p a n y A d d r 6   E l e m e n t T y p e = " C o l u m n "   E l e m e n t I d = " 7 1 6 1 8 7 0 8 1 "   D a t a T y p e = " T e x t "   O b s o l e t e S t a t e = " P e n d i n g " > C o m p a n y A d d r 6 < / C o m p a n y A d d r 6 > + 
+         < H o m e P a g e _ C o m p a n y I n f o r m a t i o n   E l e m e n t T y p e = " C o l u m n "   E l e m e n t I d = " 1 8 4 4 3 9 1 3 2 5 "   D a t a T y p e = " T e x t " > H o m e P a g e _ C o m p a n y I n f o r m a t i o n < / H o m e P a g e _ C o m p a n y I n f o r m a t i o n > + 
+         < P i c t u r e _ C o m p a n y I n f o r m a t i o n   E l e m e n t T y p e = " C o l u m n "   E l e m e n t I d = " 1 4 8 0 3 2 4 6 4 3 "   D a t a T y p e = " B l o b "   / > + 
+         < R e g i s t r a t i o n N o _ C o m p a n y I n f o r m a t i o n   E l e m e n t T y p e = " C o l u m n "   E l e m e n t I d = " 1 6 0 2 7 4 5 8 7 9 "   D a t a T y p e = " T e x t " > R e g i s t r a t i o n N o _ C o m p a n y I n f o r m a t i o n < / R e g i s t r a t i o n N o _ C o m p a n y I n f o r m a t i o n > + 
+         < V A T R e g i s t r a t i o n N o _ C o m p a n y I n f o r m a t i o n   E l e m e n t T y p e = " C o l u m n "   E l e m e n t I d = " 9 9 4 7 0 5 0 1 4 "   D a t a T y p e = " T e x t " > V A T R e g i s t r a t i o n N o _ C o m p a n y I n f o r m a t i o n < / V A T R e g i s t r a t i o n N o _ C o m p a n y I n f o r m a t i o n > + 
+         < S a l e s _ _ x 0 0 2 6 _ _ R e c e i v a b l e s _ S e t u p   E l e m e n t T y p e = " D a t a I t e m "   E l e m e n t I d = " 1 3 2 8 8 3 2 7 0 6 " > + 
+             < L o g o P o s i t i o n o n D o c u m e n t s _ S a l e s R e c e i v a b l e s S e t u p   E l e m e n t T y p e = " C o l u m n "   E l e m e n t I d = " 1 4 4 7 8 1 7 3 9 5 "   D a t a T y p e = " S t r i n g " > L o g o P o s i t i o n o n D o c u m e n t s _ S a l e s R e c e i v a b l e s S e t u p < / L o g o P o s i t i o n o n D o c u m e n t s _ S a l e s R e c e i v a b l e s S e t u p > + 
+             < G e n e r a l _ L e d g e r _ S e t u p   E l e m e n t T y p e = " D a t a I t e m "   E l e m e n t I d = " 1 2 0 6 7 1 7 6 3 3 " > + 
+                 < L C Y C o d e _ G e n e r a l L e d g e r S e t u p   E l e m e n t T y p e = " C o l u m n "   E l e m e n t I d = " 2 2 0 4 9 4 9 4 7 "   D a t a T y p e = " C o d e " > L C Y C o d e _ G e n e r a l L e d g e r S e t u p < / L C Y C o d e _ G e n e r a l L e d g e r S e t u p > + 
+                 < V A T C u r r e n c y C o d e   E l e m e n t T y p e = " C o l u m n "   E l e m e n t I d = " 9 7 5 0 8 6 8 1 2 "   D a t a T y p e = " C o d e " > V A T C u r r e n c y C o d e < / V A T C u r r e n c y C o d e > + 
+             < / G e n e r a l _ L e d g e r _ S e t u p > + 
+         < / S a l e s _ _ x 0 0 2 6 _ _ R e c e i v a b l e s _ S e t u p > + 
+     < / C o m p a n y _ I n f o r m a t i o n > + 
+     < S a l e s _ C r _ M e m o _ H e a d e r   E l e m e n t T y p e = " D a t a I t e m "   E l e m e n t I d = " 6 4 2 4 2 6 7 0 " > + 
+         < A m o u n t I n c l u d i n g V A T _ S a l e s C r M e m o H e a d e r   E l e m e n t T y p e = " C o l u m n "   E l e m e n t I d = " 2 0 6 4 3 1 6 2 3 2 "   D a t a T y p e = " D e c i m a l " > A m o u n t I n c l u d i n g V A T _ S a l e s C r M e m o H e a d e r < / A m o u n t I n c l u d i n g V A T _ S a l e s C r M e m o H e a d e r > + 
+         < A m o u n t I n c l u d i n g V A T _ S a l e s C r M e m o H e a d e r C a p t i o n   E l e m e n t T y p e = " C o l u m n "   E l e m e n t I d = " 1 8 9 9 9 0 8 5 5 4 "   D a t a T y p e = " S t r i n g " > A m o u n t I n c l u d i n g V A T _ S a l e s C r M e m o H e a d e r C a p t i o n < / A m o u n t I n c l u d i n g V A T _ S a l e s C r M e m o H e a d e r C a p t i o n > + 
+         < A m o u n t _ S a l e s C r M e m o H e a d e r   E l e m e n t T y p e = " C o l u m n "   E l e m e n t I d = " 1 7 0 2 3 4 4 5 0 "   D a t a T y p e = " D e c i m a l " > A m o u n t _ S a l e s C r M e m o H e a d e r < / A m o u n t _ S a l e s C r M e m o H e a d e r > + 
+         < A m o u n t _ S a l e s C r M e m o H e a d e r C a p t i o n   E l e m e n t T y p e = " C o l u m n "   E l e m e n t I d = " 4 0 6 9 5 7 5 8 0 "   D a t a T y p e = " S t r i n g " > A m o u n t _ S a l e s C r M e m o H e a d e r C a p t i o n < / A m o u n t _ S a l e s C r M e m o H e a d e r C a p t i o n > + 
+         < A p p l i e s t o D o c N o _ S a l e s C r M e m o H e a d e r   E l e m e n t T y p e = " C o l u m n "   E l e m e n t I d = " 1 2 6 6 4 9 0 8 2 "   D a t a T y p e = " C o d e " > A p p l i e s t o D o c N o _ S a l e s C r M e m o H e a d e r < / A p p l i e s t o D o c N o _ S a l e s C r M e m o H e a d e r > + 
+         < B a n k A c c o u n t N o _ S a l e s C r M e m o H e a d e r   E l e m e n t T y p e = " C o l u m n "   E l e m e n t I d = " 1 9 0 7 9 5 8 3 5 2 "   D a t a T y p e = " T e x t " > B a n k A c c o u n t N o _ S a l e s C r M e m o H e a d e r < / B a n k A c c o u n t N o _ S a l e s C r M e m o H e a d e r > + 
+         < B a n k A c c o u n t N o _ S a l e s C r M e m o H e a d e r C a p t i o n   E l e m e n t T y p e = " C o l u m n "   E l e m e n t I d = " 1 6 5 8 9 3 6 8 9 4 "   D a t a T y p e = " S t r i n g " > B a n k A c c o u n t N o _ S a l e s C r M e m o H e a d e r C a p t i o n < / B a n k A c c o u n t N o _ S a l e s C r M e m o H e a d e r C a p t i o n > + 
+         < B I C _ S a l e s C r M e m o H e a d e r   E l e m e n t T y p e = " C o l u m n "   E l e m e n t I d = " 6 3 3 6 8 8 8 2 6 "   D a t a T y p e = " C o d e " > B I C _ S a l e s C r M e m o H e a d e r < / B I C _ S a l e s C r M e m o H e a d e r > + 
+         < B I C _ S a l e s C r M e m o H e a d e r C a p t i o n   E l e m e n t T y p e = " C o l u m n "   E l e m e n t I d = " 3 4 8 2 1 0 8 5 6 "   D a t a T y p e = " S t r i n g " > B I C _ S a l e s C r M e m o H e a d e r C a p t i o n < / B I C _ S a l e s C r M e m o H e a d e r C a p t i o n > + 
+         < B o d y L b l   E l e m e n t T y p e = " C o l u m n "   E l e m e n t I d = " 2 3 9 4 5 8 5 4 5 "   D a t a T y p e = " L a b e l " > B o d y L b l < / B o d y L b l > + 
+         < C a l c u l a t e d E x c h R a t e   E l e m e n t T y p e = " C o l u m n "   E l e m e n t I d = " 4 4 6 1 3 2 4 4 7 "   D a t a T y p e = " D e c i m a l " > C a l c u l a t e d E x c h R a t e < / C a l c u l a t e d E x c h R a t e > + 
+         < C l o s i n g L b l   E l e m e n t T y p e = " C o l u m n "   E l e m e n t I d = " 6 2 3 8 9 5 5 8 0 "   D a t a T y p e = " L a b e l " > C l o s i n g L b l < / C l o s i n g L b l > + 
+         < C o m p a n y A d d r e s s 1   E l e m e n t T y p e = " C o l u m n "   E l e m e n t I d = " 1 8 8 4 1 6 4 3 2 3 "   D a t a T y p e = " T e x t " > C o m p a n y A d d r e s s 1 < / C o m p a n y A d d r e s s 1 > + 
+         < C o m p a n y A d d r e s s 2   E l e m e n t T y p e = " C o l u m n "   E l e m e n t I d = " 1 2 4 6 4 6 7 7 0 6 "   D a t a T y p e = " T e x t " > C o m p a n y A d d r e s s 2 < / C o m p a n y A d d r e s s 2 > + 
+         < C o m p a n y A d d r e s s 3   E l e m e n t T y p e = " C o l u m n "   E l e m e n t I d = " 6 0 8 7 7 1 0 8 9 "   D a t a T y p e = " T e x t " > C o m p a n y A d d r e s s 3 < / C o m p a n y A d d r e s s 3 > + 
+         < C o m p a n y A d d r e s s 4   E l e m e n t T y p e = " C o l u m n "   E l e m e n t I d = " 7 7 7 6 8 0 1 1 2 "   D a t a T y p e = " T e x t " > C o m p a n y A d d r e s s 4 < / C o m p a n y A d d r e s s 4 > + 
+         < C o m p a n y A d d r e s s 5   E l e m e n t T y p e = " C o l u m n "   E l e m e n t I d = " 1 3 9 9 8 3 4 9 5 "   D a t a T y p e = " T e x t " > C o m p a n y A d d r e s s 5 < / C o m p a n y A d d r e s s 5 > + 
+         < C o m p a n y A d d r e s s 6   E l e m e n t T y p e = " C o l u m n "   E l e m e n t I d = " 4 9 7 7 1 3 1 2 2 "   D a t a T y p e = " T e x t " > C o m p a n y A d d r e s s 6 < / C o m p a n y A d d r e s s 6 > + 
+         < C o p y L b l   E l e m e n t T y p e = " C o l u m n "   E l e m e n t I d = " 1 5 5 3 9 4 0 0 3 4 "   D a t a T y p e = " L a b e l " > C o p y L b l < / C o p y L b l > + 
+         < C r e a t o r L b l   E l e m e n t T y p e = " C o l u m n "   E l e m e n t I d = " 1 1 7 4 9 9 4 1 9 "   D a t a T y p e = " L a b e l " > C r e a t o r L b l < / C r e a t o r L b l > + 
+         < C r e d i t M e m o T y p e _ S a l e s C r M e m o H e a d e r   E l e m e n t T y p e = " C o l u m n "   E l e m e n t I d = " 7 9 3 2 9 7 8 0 7 "   D a t a T y p e = " S t r i n g " > C r e d i t M e m o T y p e _ S a l e s C r M e m o H e a d e r < / C r e d i t M e m o T y p e _ S a l e s C r M e m o H e a d e r > + 
+         < C u r r e n c y C o d e _ S a l e s C r M e m o H e a d e r   E l e m e n t T y p e = " C o l u m n "   E l e m e n t I d = " 7 8 2 1 5 2 3 4 8 "   D a t a T y p e = " C o d e " > C u r r e n c y C o d e _ S a l e s C r M e m o H e a d e r < / C u r r e n c y C o d e _ S a l e s C r M e m o H e a d e r > + 
+         < C u s t A d d r 1   E l e m e n t T y p e = " C o l u m n "   E l e m e n t I d = " 1 3 6 8 0 2 7 5 2 2 "   D a t a T y p e = " T e x t " > C u s t A d d r 1 < / C u s t A d d r 1 > + 
+         < C u s t A d d r 2   E l e m e n t T y p e = " C o l u m n "   E l e m e n t I d = " 2 0 0 5 7 2 4 1 3 9 "   D a t a T y p e = " T e x t " > C u s t A d d r 2 < / C u s t A d d r 2 > + 
+         < C u s t A d d r 3   E l e m e n t T y p e = " C o l u m n "   E l e m e n t I d = " 1 6 5 1 5 4 6 5 4 0 "   D a t a T y p e = " T e x t " > C u s t A d d r 3 < / C u s t A d d r 3 > + 
+         < C u s t A d d r 4   E l e m e n t T y p e = " C o l u m n "   E l e m e n t I d = " 1 0 1 3 8 4 9 9 2 3 "   D a t a T y p e = " T e x t " > C u s t A d d r 4 < / C u s t A d d r 4 > + 
+         < C u s t A d d r 5   E l e m e n t T y p e = " C o l u m n "   E l e m e n t I d = " 3 7 6 1 5 3 3 0 6 "   D a t a T y p e = " T e x t " > C u s t A d d r 5 < / C u s t A d d r 5 > + 
+         < C u s t A d d r 6   E l e m e n t T y p e = " C o l u m n "   E l e m e n t I d = " 2 6 1 5 4 3 3 1 1 "   D a t a T y p e = " T e x t " > C u s t A d d r 6 < / C u s t A d d r 6 > + 
+         < C u s t o m e r L b l   E l e m e n t T y p e = " C o l u m n "   E l e m e n t I d = " 2 0 7 1 4 2 2 0 2 1 "   D a t a T y p e = " L a b e l " > C u s t o m e r L b l < / C u s t o m e r L b l > + 
+         < D i s c P e r c e n t L b l   E l e m e n t T y p e = " C o l u m n "   E l e m e n t I d = " 2 0 7 8 1 6 4 7 6 7 "   D a t a T y p e = " L a b e l " > D i s c P e r c e n t L b l < / D i s c P e r c e n t L b l > + 
+         < D o c F o o t e r T e x t   E l e m e n t T y p e = " C o l u m n "   E l e m e n t I d = " 1 5 4 4 4 2 9 6 1 1 "   D a t a T y p e = " T e x t " > D o c F o o t e r T e x t < / D o c F o o t e r T e x t > + 
+         < D o c u m e n t D a t e _ S a l e s C r M e m o H e a d e r   E l e m e n t T y p e = " C o l u m n "   E l e m e n t I d = " 8 2 1 6 9 1 1 2 3 "   D a t a T y p e = " S t r i n g " > D o c u m e n t D a t e _ S a l e s C r M e m o H e a d e r < / D o c u m e n t D a t e _ S a l e s C r M e m o H e a d e r > + 
+         < D o c u m e n t D a t e _ S a l e s C r M e m o H e a d e r C a p t i o n   E l e m e n t T y p e = " C o l u m n "   E l e m e n t I d = " 8 4 3 4 8 6 5 1 7 "   D a t a T y p e = " S t r i n g " > D o c u m e n t D a t e _ S a l e s C r M e m o H e a d e r C a p t i o n < / D o c u m e n t D a t e _ S a l e s C r M e m o H e a d e r C a p t i o n > + 
+         < D o c u m e n t L b l   E l e m e n t T y p e = " C o l u m n "   E l e m e n t I d = " 1 9 1 1 2 6 7 4 2 4 "   D a t a T y p e = " T e x t " > D o c u m e n t L b l < / D o c u m e n t L b l > + 
+         < D o c u m e n t N o L b l   E l e m e n t T y p e = " C o l u m n "   E l e m e n t I d = " 4 2 6 2 0 6 1 9 1 "   D a t a T y p e = " L a b e l " > D o c u m e n t N o L b l < / D o c u m e n t N o L b l > + 
+         < D u e D a t e _ S a l e s C r M e m o H e a d e r   E l e m e n t T y p e = " C o l u m n "   E l e m e n t I d = " 1 1 7 8 5 2 8 7 6 6 "   D a t a T y p e = " S t r i n g " > D u e D a t e _ S a l e s C r M e m o H e a d e r < / D u e D a t e _ S a l e s C r M e m o H e a d e r > + 
+         < D u e D a t e _ S a l e s C r M e m o H e a d e r C a p t i o n   E l e m e n t T y p e = " C o l u m n "   E l e m e n t I d = " 8 4 9 3 6 7 7 1 2 "   D a t a T y p e = " S t r i n g " > D u e D a t e _ S a l e s C r M e m o H e a d e r C a p t i o n < / D u e D a t e _ S a l e s C r M e m o H e a d e r C a p t i o n > + 
+         < E x c h R a t e T e x t   E l e m e n t T y p e = " C o l u m n "   E l e m e n t I d = " 1 9 1 0 5 4 9 8 0 4 "   D a t a T y p e = " T e x t " > E x c h R a t e T e x t < / E x c h R a t e T e x t > + 
+         < E x t e r n a l D o c u m e n t N o _ S a l e s C r M e m o H e a d e r   E l e m e n t T y p e = " C o l u m n "   E l e m e n t I d = " 1 2 0 1 7 5 1 1 4 1 "   D a t a T y p e = " C o d e " > E x t e r n a l D o c u m e n t N o _ S a l e s C r M e m o H e a d e r < / E x t e r n a l D o c u m e n t N o _ S a l e s C r M e m o H e a d e r > + 
+         < F o r m a t t e d _ A m o u n t I n c l u d i n g V A T _ S a l e s C r M e m o H e a d e r   E l e m e n t T y p e = " C o l u m n "   E l e m e n t I d = " 1 6 2 9 8 0 9 1 9 9 "   D a t a T y p e = " S t r i n g " > F o r m a t t e d _ A m o u n t I n c l u d i n g V A T _ S a l e s C r M e m o H e a d e r < / F o r m a t t e d _ A m o u n t I n c l u d i n g V A T _ S a l e s C r M e m o H e a d e r > + 
+         < F o r m a t t e d _ A m o u n t _ S a l e s C r M e m o H e a d e r   E l e m e n t T y p e = " C o l u m n "   E l e m e n t I d = " 3 2 3 7 8 9 8 3 5 "   D a t a T y p e = " S t r i n g " > F o r m a t t e d _ A m o u n t _ S a l e s C r M e m o H e a d e r < / F o r m a t t e d _ A m o u n t _ S a l e s C r M e m o H e a d e r > + 
+         < G r e e t i n g L b l   E l e m e n t T y p e = " C o l u m n "   E l e m e n t I d = " 1 6 3 3 0 6 2 0 3 4 "   D a t a T y p e = " L a b e l " > G r e e t i n g L b l < / G r e e t i n g L b l > + 
+         < I B A N _ S a l e s C r M e m o H e a d e r   E l e m e n t T y p e = " C o l u m n "   E l e m e n t I d = " 1 2 6 9 4 6 3 0 9 8 "   D a t a T y p e = " C o d e " > I B A N _ S a l e s C r M e m o H e a d e r < / I B A N _ S a l e s C r M e m o H e a d e r > + 
+         < I B A N _ S a l e s C r M e m o H e a d e r C a p t i o n   E l e m e n t T y p e = " C o l u m n "   E l e m e n t I d = " 1 1 8 9 2 0 2 4 9 2 "   D a t a T y p e = " S t r i n g " > I B A N _ S a l e s C r M e m o H e a d e r C a p t i o n < / I B A N _ S a l e s C r M e m o H e a d e r C a p t i o n > + 
+         < N o _ S a l e s C r M e m o H e a d e r   E l e m e n t T y p e = " C o l u m n "   E l e m e n t I d = " 2 2 7 6 9 2 1 0 3 "   D a t a T y p e = " C o d e " > N o _ S a l e s C r M e m o H e a d e r < / N o _ S a l e s C r M e m o H e a d e r > + 
+         < P a g e L b l   E l e m e n t T y p e = " C o l u m n "   E l e m e n t I d = " 2 7 0 2 9 6 3 3 2 "   D a t a T y p e = " L a b e l " > P a g e L b l < / P a g e L b l > + 
+         < P a y m e n t M e t h o d   E l e m e n t T y p e = " C o l u m n "   E l e m e n t I d = " 1 9 4 6 7 2 9 6 9 6 "   D a t a T y p e = " T e x t " > P a y m e n t M e t h o d < / P a y m e n t M e t h o d > + 
+         < P a y m e n t M e t h o d L b l   E l e m e n t T y p e = " C o l u m n "   E l e m e n t I d = " 2 0 6 0 2 7 8 2 7 4 "   D a t a T y p e = " L a b e l " > P a y m e n t M e t h o d L b l < / P a y m e n t M e t h o d L b l > + 
+         < P a y m e n t T e r m s   E l e m e n t T y p e = " C o l u m n "   E l e m e n t I d = " 2 1 1 0 2 6 7 6 9 0 "   D a t a T y p e = " T e x t " > P a y m e n t T e r m s < / P a y m e n t T e r m s > + 
+         < P a y m e n t T e r m s L b l   E l e m e n t T y p e = " C o l u m n "   E l e m e n t I d = " 5 4 6 9 7 2 2 8 0 "   D a t a T y p e = " L a b e l " > P a y m e n t T e r m s L b l < / P a y m e n t T e r m s L b l > + 
+         < P m n t S y m b o l 1   E l e m e n t T y p e = " C o l u m n "   E l e m e n t I d = " 9 6 1 1 3 0 1 6 3 "   D a t a T y p e = " T e x t " > P m n t S y m b o l 1 < / P m n t S y m b o l 1 > + 
+         < P m n t S y m b o l 2   E l e m e n t T y p e = " C o l u m n "   E l e m e n t I d = " 3 2 3 4 3 3 5 4 6 "   D a t a T y p e = " T e x t " > P m n t S y m b o l 2 < / P m n t S y m b o l 2 > + 
+         < P m n t S y m b o l 3   E l e m e n t T y p e = " C o l u m n "   E l e m e n t I d = " 3 1 4 2 6 3 0 7 1 "   D a t a T y p e = " T e x t " > P m n t S y m b o l 3 < / P m n t S y m b o l 3 > + 
+         < P m n t S y m b o l 4   E l e m e n t T y p e = " C o l u m n "   E l e m e n t I d = " 1 4 5 3 5 4 0 4 8 "   D a t a T y p e = " T e x t " > P m n t S y m b o l 4 < / P m n t S y m b o l 4 > + 
+         < P o s t i n g D a t e _ S a l e s C r M e m o H e a d e r   E l e m e n t T y p e = " C o l u m n "   E l e m e n t I d = " 3 7 8 7 0 9 6 9 8 "   D a t a T y p e = " S t r i n g " > P o s t i n g D a t e _ S a l e s C r M e m o H e a d e r < / P o s t i n g D a t e _ S a l e s C r M e m o H e a d e r > + 
+         < P o s t i n g D a t e _ S a l e s C r M e m o H e a d e r C a p t i o n   E l e m e n t T y p e = " C o l u m n "   E l e m e n t I d = " 2 6 6 0 5 4 5 9 6 "   D a t a T y p e = " S t r i n g " > P o s t i n g D a t e _ S a l e s C r M e m o H e a d e r C a p t i o n < / P o s t i n g D a t e _ S a l e s C r M e m o H e a d e r C a p t i o n > + 
+         < R e a s o n C o d e   E l e m e n t T y p e = " C o l u m n "   E l e m e n t I d = " 1 2 2 5 8 5 3 7 9 6 "   D a t a T y p e = " T e x t " > R e a s o n C o d e < / R e a s o n C o d e > + 
+         < R e g i s t r a t i o n N o _ S a l e s C r M e m o H e a d e r   E l e m e n t T y p e = " C o l u m n "   E l e m e n t I d = " 8 1 8 7 8 3 5 3 0 "   D a t a T y p e = " T e x t " > R e g i s t r a t i o n N o _ S a l e s C r M e m o H e a d e r < / R e g i s t r a t i o n N o _ S a l e s C r M e m o H e a d e r > + 
+         < R e g i s t r a t i o n N o _ S a l e s C r M e m o H e a d e r C a p t i o n   E l e m e n t T y p e = " C o l u m n "   E l e m e n t I d = " 1 2 7 5 5 5 2 5 3 6 "   D a t a T y p e = " S t r i n g " > R e g i s t r a t i o n N o _ S a l e s C r M e m o H e a d e r C a p t i o n < / R e g i s t r a t i o n N o _ S a l e s C r M e m o H e a d e r C a p t i o n > + 
+         < S a l e s p e r s o n L b l   E l e m e n t T y p e = " C o l u m n "   E l e m e n t I d = " 1 0 7 2 3 2 3 9 5 0 "   D a t a T y p e = " L a b e l " > S a l e s p e r s o n L b l < / S a l e s p e r s o n L b l > + 
+         < S h i p m e n t M e t h o d   E l e m e n t T y p e = " C o l u m n "   E l e m e n t I d = " 1 3 4 2 5 5 3 2 7 4 "   D a t a T y p e = " T e x t " > S h i p m e n t M e t h o d < / S h i p m e n t M e t h o d > + 
+         < S h i p m e n t M e t h o d L b l   E l e m e n t T y p e = " C o l u m n "   E l e m e n t I d = " 3 3 5 7 2 6 7 1 2 "   D a t a T y p e = " L a b e l " > S h i p m e n t M e t h o d L b l < / S h i p m e n t M e t h o d L b l > + 
+         < S h i p T o A d d r 1   E l e m e n t T y p e = " C o l u m n "   E l e m e n t I d = " 5 1 2 9 7 9 8 5 0 "   D a t a T y p e = " T e x t " > S h i p T o A d d r 1 < / S h i p T o A d d r 1 > + 
+         < S h i p T o A d d r 2   E l e m e n t T y p e = " C o l u m n "   E l e m e n t I d = " 1 1 5 0 6 7 6 4 6 7 "   D a t a T y p e = " T e x t " > S h i p T o A d d r 2 < / S h i p T o A d d r 2 > + 
+         < S h i p T o A d d r 3   E l e m e n t T y p e = " C o l u m n "   E l e m e n t I d = " 1 7 8 8 3 7 3 0 8 4 "   D a t a T y p e = " T e x t " > S h i p T o A d d r 3 < / S h i p T o A d d r 3 > + 
+         < S h i p T o A d d r 4   E l e m e n t T y p e = " C o l u m n "   E l e m e n t I d = " 1 8 6 8 8 9 7 5 9 5 "   D a t a T y p e = " T e x t " > S h i p T o A d d r 4 < / S h i p T o A d d r 4 > + 
+         < S h i p T o A d d r 5   E l e m e n t T y p e = " C o l u m n "   E l e m e n t I d = " 1 2 3 1 2 0 0 9 7 8 "   D a t a T y p e = " T e x t " > S h i p T o A d d r 5 < / S h i p T o A d d r 5 > + 
+         < S h i p T o A d d r 6   E l e m e n t T y p e = " C o l u m n "   E l e m e n t I d = " 5 9 3 5 0 4 3 6 1 "   D a t a T y p e = " T e x t " > S h i p T o A d d r 6 < / S h i p T o A d d r 6 > + 
+         < S h i p T o L b l   E l e m e n t T y p e = " C o l u m n "   E l e m e n t I d = " 2 8 4 8 6 5 4 8 2 "   D a t a T y p e = " L a b e l " > S h i p T o L b l < / S h i p T o L b l > + 
+         < S u b t o t t a l L b l   E l e m e n t T y p e = " C o l u m n "   E l e m e n t I d = " 9 0 3 3 2 8 5 7 1 "   D a t a T y p e = " L a b e l " > S u b t o t t a l L b l < / S u b t o t t a l L b l > + 
+         < T o I n v o i c e L b l   E l e m e n t T y p e = " C o l u m n "   E l e m e n t I d = " 1 4 2 9 5 6 2 4 1 1 "   D a t a T y p e = " L a b e l " > T o I n v o i c e L b l < / T o I n v o i c e L b l > + 
+         < T o t a l L b l   E l e m e n t T y p e = " C o l u m n "   E l e m e n t I d = " 2 6 2 6 5 4 8 3 7 "   D a t a T y p e = " L a b e l " > T o t a l L b l < / T o t a l L b l > + 
+         < T y p e 3 T e x t   E l e m e n t T y p e = " C o l u m n "   E l e m e n t I d = " 1 6 0 4 4 5 9 3 0 7 "   D a t a T y p e = " L a b e l " > T y p e 3 T e x t < / T y p e 3 T e x t > + 
+         < U o M L b l   E l e m e n t T y p e = " C o l u m n "   E l e m e n t I d = " 7 3 6 2 1 6 7 6 0 "   D a t a T y p e = " L a b e l " > U o M L b l < / U o M L b l > + 
+         < V A T A m t L b l   E l e m e n t T y p e = " C o l u m n "   E l e m e n t I d = " 1 6 0 4 0 5 0 2 6 8 "   D a t a T y p e = " L a b e l " > V A T A m t L b l < / V A T A m t L b l > + 
+         < V A T B a s e L b l   E l e m e n t T y p e = " C o l u m n "   E l e m e n t I d = " 1 1 1 1 6 4 5 3 1 3 "   D a t a T y p e = " L a b e l " > V A T B a s e L b l < / V A T B a s e L b l > + 
+         < V A T D a t e _ S a l e s C r M e m o H e a d e r   E l e m e n t T y p e = " C o l u m n "   E l e m e n t I d = " 1 7 6 2 5 5 3 9 6 9 "   D a t a T y p e = " S t r i n g " > V A T D a t e _ S a l e s C r M e m o H e a d e r < / V A T D a t e _ S a l e s C r M e m o H e a d e r > + 
+         < V A T D a t e _ S a l e s C r M e m o H e a d e r C a p t i o n   E l e m e n t T y p e = " C o l u m n "   E l e m e n t I d = " 1 9 6 5 4 8 9 2 1 "   D a t a T y p e = " S t r i n g " > V A T D a t e _ S a l e s C r M e m o H e a d e r C a p t i o n < / V A T D a t e _ S a l e s C r M e m o H e a d e r C a p t i o n > + 
+         < V A T I d e n t L b l   E l e m e n t T y p e = " C o l u m n "   E l e m e n t I d = " 1 5 2 5 6 7 0 4 5 0 "   D a t a T y p e = " L a b e l " > V A T I d e n t L b l < / V A T I d e n t L b l > + 
+         < V A T L b l   E l e m e n t T y p e = " C o l u m n "   E l e m e n t I d = " 4 7 0 2 7 2 7 4 8 "   D a t a T y p e = " L a b e l " > V A T L b l < / V A T L b l > + 
+         < V A T P e r c e n t L b l   E l e m e n t T y p e = " C o l u m n "   E l e m e n t I d = " 1 0 4 5 5 6 5 8 6 5 "   D a t a T y p e = " L a b e l " > V A T P e r c e n t L b l < / V A T P e r c e n t L b l > + 
+         < V A T R e g i s t r a t i o n N o _ S a l e s C r M e m o H e a d e r   E l e m e n t T y p e = " C o l u m n "   E l e m e n t I d = " 8 1 3 5 7 4 8 6 7 "   D a t a T y p e = " T e x t " > V A T R e g i s t r a t i o n N o _ S a l e s C r M e m o H e a d e r < / V A T R e g i s t r a t i o n N o _ S a l e s C r M e m o H e a d e r > + 
+         < V A T R e g i s t r a t i o n N o _ S a l e s C r M e m o H e a d e r C a p t i o n   E l e m e n t T y p e = " C o l u m n "   E l e m e n t I d = " 1 7 3 6 8 4 1 4 5 1 "   D a t a T y p e = " S t r i n g " > V A T R e g i s t r a t i o n N o _ S a l e s C r M e m o H e a d e r C a p t i o n < / V A T R e g i s t r a t i o n N o _ S a l e s C r M e m o H e a d e r C a p t i o n > + 
+         < V e n d o r L b l   E l e m e n t T y p e = " C o l u m n "   E l e m e n t I d = " 6 6 2 2 7 1 2 6 1 "   D a t a T y p e = " L a b e l " > V e n d o r L b l < / V e n d o r L b l > + 
+         < Y o u r R e f e r e n c e L b l   E l e m e n t T y p e = " C o l u m n "   E l e m e n t I d = " 1 0 4 0 0 4 0 1 1 7 "   D a t a T y p e = " L a b e l " > Y o u r R e f e r e n c e L b l < / Y o u r R e f e r e n c e L b l > + 
+         < Y o u r R e f e r e n c e _ S a l e s C r M e m o H e a d e r   E l e m e n t T y p e = " C o l u m n "   E l e m e n t I d = " 2 0 1 5 1 2 9 8 6 0 "   D a t a T y p e = " T e x t " > Y o u r R e f e r e n c e _ S a l e s C r M e m o H e a d e r < / Y o u r R e f e r e n c e _ S a l e s C r M e m o H e a d e r > + 
+         < C o p y L o o p   E l e m e n t T y p e = " D a t a I t e m "   E l e m e n t I d = " 1 0 1 5 9 5 0 9 7 2 " > + 
+             < C o p y N o   E l e m e n t T y p e = " C o l u m n "   E l e m e n t I d = " 2 0 1 3 9 5 7 4 0 1 "   D a t a T y p e = " I n t e g e r " > C o p y N o < / C o p y N o > + 
+             < S a l e s p e r s o n _ P u r c h a s e r   E l e m e n t T y p e = " D a t a I t e m "   E l e m e n t I d = " 7 1 5 0 0 7 1 9 8 " > + 
+                 < E M a i l _ S a l e s p e r s o n P u r c h a s e r   E l e m e n t T y p e = " C o l u m n "   E l e m e n t I d = " 7 2 2 1 1 3 7 3 4 "   D a t a T y p e = " T e x t " > E M a i l _ S a l e s p e r s o n P u r c h a s e r < / E M a i l _ S a l e s p e r s o n P u r c h a s e r > + 
+                 < N a m e _ S a l e s p e r s o n P u r c h a s e r   E l e m e n t T y p e = " C o l u m n "   E l e m e n t I d = " 5 1 1 2 8 2 4 6 3 "   D a t a T y p e = " T e x t " > N a m e _ S a l e s p e r s o n P u r c h a s e r < / N a m e _ S a l e s p e r s o n P u r c h a s e r > + 
+                 < P h o n e N o _ S a l e s p e r s o n P u r c h a s e r   E l e m e n t T y p e = " C o l u m n "   E l e m e n t I d = " 1 0 0 7 9 9 9 9 4 1 "   D a t a T y p e = " T e x t " > P h o n e N o _ S a l e s p e r s o n P u r c h a s e r < / P h o n e N o _ S a l e s p e r s o n P u r c h a s e r > + 
+             < / S a l e s p e r s o n _ P u r c h a s e r > + 
+             < S a l e s _ C r _ M e m o _ L i n e   E l e m e n t T y p e = " D a t a I t e m "   E l e m e n t I d = " 2 1 1 2 4 0 0 2 5 " > + 
+                 < D e s c r i p t i o n _ S a l e s C r M e m o L i n e   E l e m e n t T y p e = " C o l u m n "   E l e m e n t I d = " 1 9 7 9 7 0 9 8 4 9 "   D a t a T y p e = " T e x t " > D e s c r i p t i o n _ S a l e s C r M e m o L i n e < / D e s c r i p t i o n _ S a l e s C r M e m o L i n e > + 
+                 < D e s c r i p t i o n _ S a l e s C r M e m o L i n e C a p t i o n   E l e m e n t T y p e = " C o l u m n "   E l e m e n t I d = " 1 0 0 0 8 3 1 3 5 "   D a t a T y p e = " S t r i n g " > D e s c r i p t i o n _ S a l e s C r M e m o L i n e C a p t i o n < / D e s c r i p t i o n _ S a l e s C r M e m o L i n e C a p t i o n > + 
+                 < F o r m a t t e d _ I n v D i s c o u n t A m o u n t _ S a l e s C r M e m o L i n e   E l e m e n t T y p e = " C o l u m n "   E l e m e n t I d = " 4 3 7 6 7 8 0 6 6 "   D a t a T y p e = " S t r i n g " > F o r m a t t e d _ I n v D i s c o u n t A m o u n t _ S a l e s C r M e m o L i n e < / F o r m a t t e d _ I n v D i s c o u n t A m o u n t _ S a l e s C r M e m o L i n e > + 
+                 < F o r m a t t e d _ L i n e A m o u n t _ S a l e s C r M e m o L i n e   E l e m e n t T y p e = " C o l u m n "   E l e m e n t I d = " 1 5 3 7 6 4 8 1 5 6 "   D a t a T y p e = " S t r i n g " > F o r m a t t e d _ L i n e A m o u n t _ S a l e s C r M e m o L i n e < / F o r m a t t e d _ L i n e A m o u n t _ S a l e s C r M e m o L i n e > + 
+                 < F o r m a t t e d _ U n i t P r i c e _ S a l e s C r M e m o L i n e   E l e m e n t T y p e = " C o l u m n "   E l e m e n t I d = " 2 0 0 8 4 7 9 8 1 3 "   D a t a T y p e = " S t r i n g " > F o r m a t t e d _ U n i t P r i c e _ S a l e s C r M e m o L i n e < / F o r m a t t e d _ U n i t P r i c e _ S a l e s C r M e m o L i n e > + 
+                 < I n v D i s c o u n t A m o u n t _ S a l e s C r M e m o L i n e   E l e m e n t T y p e = " C o l u m n "   E l e m e n t I d = " 2 8 3 3 2 5 9 0 3 "   D a t a T y p e = " D e c i m a l " > I n v D i s c o u n t A m o u n t _ S a l e s C r M e m o L i n e < / I n v D i s c o u n t A m o u n t _ S a l e s C r M e m o L i n e > + 
+                 < I n v D i s c o u n t A m o u n t _ S a l e s C r M e m o L i n e C a p t i o n   E l e m e n t T y p e = " C o l u m n "   E l e m e n t I d = " 1 6 6 6 8 2 6 6 6 3 "   D a t a T y p e = " S t r i n g " > I n v D i s c o u n t A m o u n t _ S a l e s C r M e m o L i n e C a p t i o n < / I n v D i s c o u n t A m o u n t _ S a l e s C r M e m o L i n e C a p t i o n > + 
+                 < L i n e A m o u n t _ S a l e s C r M e m o L i n e   E l e m e n t T y p e = " C o l u m n "   E l e m e n t I d = " 7 8 6 4 6 5 5 2 5 "   D a t a T y p e = " D e c i m a l " > L i n e A m o u n t _ S a l e s C r M e m o L i n e < / L i n e A m o u n t _ S a l e s C r M e m o L i n e > + 
+                 < L i n e A m o u n t _ S a l e s C r M e m o L i n e C a p t i o n   E l e m e n t T y p e = " C o l u m n "   E l e m e n t I d = " 2 3 0 7 5 6 4 4 5 "   D a t a T y p e = " S t r i n g " > L i n e A m o u n t _ S a l e s C r M e m o L i n e C a p t i o n < / L i n e A m o u n t _ S a l e s C r M e m o L i n e C a p t i o n > + 
+                 < L i n e D i s c o u n t _ S a l e s C r M e m o L i n e   E l e m e n t T y p e = " C o l u m n "   E l e m e n t I d = " 1 4 3 0 9 0 6 0 6 0 "   D a t a T y p e = " D e c i m a l " > L i n e D i s c o u n t _ S a l e s C r M e m o L i n e < / L i n e D i s c o u n t _ S a l e s C r M e m o L i n e > + 
+                 < L i n e D i s c o u n t _ S a l e s C r M e m o L i n e C a p t i o n   E l e m e n t T y p e = " C o l u m n "   E l e m e n t I d = " 7 2 7 6 2 1 9 1 8 "   D a t a T y p e = " S t r i n g " > L i n e D i s c o u n t _ S a l e s C r M e m o L i n e C a p t i o n < / L i n e D i s c o u n t _ S a l e s C r M e m o L i n e C a p t i o n > + 
+                 < L i n e N o _ S a l e s C r M e m o L i n e   E l e m e n t T y p e = " C o l u m n "   E l e m e n t I d = " 8 8 1 8 1 7 7 9 2 "   D a t a T y p e = " I n t e g e r " > L i n e N o _ S a l e s C r M e m o L i n e < / L i n e N o _ S a l e s C r M e m o L i n e > + 
+                 < N o _ S a l e s C r M e m o L i n e   E l e m e n t T y p e = " C o l u m n "   E l e m e n t I d = " 1 1 8 9 8 7 8 9 0 "   D a t a T y p e = " C o d e " > N o _ S a l e s C r M e m o L i n e < / N o _ S a l e s C r M e m o L i n e > + 
+                 < N o _ S a l e s C r M e m o L i n e C a p t i o n   E l e m e n t T y p e = " C o l u m n "   E l e m e n t I d = " 2 0 1 4 9 2 9 2 0 0 "   D a t a T y p e = " S t r i n g " > N o _ S a l e s C r M e m o L i n e C a p t i o n < / N o _ S a l e s C r M e m o L i n e C a p t i o n > + 
+                 < Q u a n t i t y _ S a l e s C r M e m o L i n e   E l e m e n t T y p e = " C o l u m n "   E l e m e n t I d = " 8 7 1 9 6 7 4 6 8 "   D a t a T y p e = " D e c i m a l " > Q u a n t i t y _ S a l e s C r M e m o L i n e < / Q u a n t i t y _ S a l e s C r M e m o L i n e > + 
+                 < Q u a n t i t y _ S a l e s C r M e m o L i n e C a p t i o n   E l e m e n t T y p e = " C o l u m n "   E l e m e n t I d = " 5 0 7 7 4 1 2 2 2 "   D a t a T y p e = " S t r i n g " > Q u a n t i t y _ S a l e s C r M e m o L i n e C a p t i o n < / Q u a n t i t y _ S a l e s C r M e m o L i n e C a p t i o n > + 
+                 < T y p e _ S a l e s C r M e m o L i n e   E l e m e n t T y p e = " C o l u m n "   E l e m e n t I d = " 6 0 1 0 4 3 2 7 9 "   D a t a T y p e = " S t r i n g " > T y p e _ S a l e s C r M e m o L i n e < / T y p e _ S a l e s C r M e m o L i n e > + 
+                 < U n i t o f M e a s u r e _ S a l e s C r M e m o L i n e   E l e m e n t T y p e = " C o l u m n "   E l e m e n t I d = " 1 4 2 6 7 7 3 0 4 0 "   D a t a T y p e = " T e x t " > U n i t o f M e a s u r e _ S a l e s C r M e m o L i n e < / U n i t o f M e a s u r e _ S a l e s C r M e m o L i n e > + 
+                 < U n i t P r i c e _ S a l e s C r M e m o L i n e   E l e m e n t T y p e = " C o l u m n "   E l e m e n t I d = " 1 3 1 8 2 5 1 2 5 2 "   D a t a T y p e = " D e c i m a l " > U n i t P r i c e _ S a l e s C r M e m o L i n e < / U n i t P r i c e _ S a l e s C r M e m o L i n e > + 
+                 < U n i t P r i c e _ S a l e s C r M e m o L i n e C a p t i o n   E l e m e n t T y p e = " C o l u m n "   E l e m e n t I d = " 1 0 4 6 8 9 0 1 8 2 "   D a t a T y p e = " L a b e l " > U n i t P r i c e _ S a l e s C r M e m o L i n e C a p t i o n < / U n i t P r i c e _ S a l e s C r M e m o L i n e C a p t i o n > + 
+                 < V A T _ S a l e s C r M e m o L i n e   E l e m e n t T y p e = " C o l u m n "   E l e m e n t I d = " 2 5 1 0 6 2 6 8 "   D a t a T y p e = " D e c i m a l " > V A T _ S a l e s C r M e m o L i n e < / V A T _ S a l e s C r M e m o L i n e > + 
+                 < V A T _ S a l e s C r M e m o L i n e C a p t i o n   E l e m e n t T y p e = " C o l u m n "   E l e m e n t I d = " 2 0 0 8 4 0 5 6 8 2 "   D a t a T y p e = " S t r i n g " > V A T _ S a l e s C r M e m o L i n e C a p t i o n < / V A T _ S a l e s C r M e m o L i n e C a p t i o n > + 
+             < / S a l e s _ C r _ M e m o _ L i n e > + 
+             < V A T C o u n t e r   E l e m e n t T y p e = " D a t a I t e m "   E l e m e n t I d = " 5 5 7 1 2 6 5 0 6 " > + 
+                 < F o r m a t t e d _ V A T A m t L i n e V A T A m t   E l e m e n t T y p e = " C o l u m n "   E l e m e n t I d = " 6 1 9 5 7 9 7 7 4 "   D a t a T y p e = " S t r i n g " > F o r m a t t e d _ V A T A m t L i n e V A T A m t < / F o r m a t t e d _ V A T A m t L i n e V A T A m t > + 
+                 < F o r m a t t e d _ V A T A m t L i n e V A T B a s e   E l e m e n t T y p e = " C o l u m n "   E l e m e n t I d = " 4 1 6 5 5 1 4 9 5 "   D a t a T y p e = " S t r i n g " > F o r m a t t e d _ V A T A m t L i n e V A T B a s e < / F o r m a t t e d _ V A T A m t L i n e V A T B a s e > + 
+                 < V A T A m t L i n e V A T A m t   E l e m e n t T y p e = " C o l u m n "   E l e m e n t I d = " 8 4 9 9 7 4 3 4 1 "   D a t a T y p e = " D e c i m a l " > V A T A m t L i n e V A T A m t < / V A T A m t L i n e V A T A m t > + 
+                 < V A T A m t L i n e V A T A m t L C Y   E l e m e n t T y p e = " C o l u m n "   E l e m e n t I d = " 2 3 2 7 4 9 5 0 7 "   D a t a T y p e = " D e c i m a l " > V A T A m t L i n e V A T A m t L C Y < / V A T A m t L i n e V A T A m t L C Y > + 
+                 < V A T A m t L i n e V A T B a s e   E l e m e n t T y p e = " C o l u m n "   E l e m e n t I d = " 1 4 1 9 8 1 6 2 1 8 "   D a t a T y p e = " D e c i m a l " > V A T A m t L i n e V A T B a s e < / V A T A m t L i n e V A T B a s e > + 
+                 < V A T A m t L i n e V A T B a s e L C Y   E l e m e n t T y p e = " C o l u m n "   E l e m e n t I d = " 4 1 3 5 6 8 0 5 6 "   D a t a T y p e = " D e c i m a l " > V A T A m t L i n e V A T B a s e L C Y < / V A T A m t L i n e V A T B a s e L C Y > + 
+                 < V A T A m t L i n e V A T I d e n t i f i e r   E l e m e n t T y p e = " C o l u m n "   E l e m e n t I d = " 4 6 1 3 9 9 7 9 2 "   D a t a T y p e = " C o d e " > V A T A m t L i n e V A T I d e n t i f i e r < / V A T A m t L i n e V A T I d e n t i f i e r > + 
+                 < V A T A m t L i n e V A T P e r   E l e m e n t T y p e = " C o l u m n "   E l e m e n t I d = " 1 1 8 5 5 2 1 3 0 0 "   D a t a T y p e = " D e c i m a l " > V A T A m t L i n e V A T P e r < / V A T A m t L i n e V A T P e r > + 
+             < / V A T C o u n t e r > + 
+             < V A T C l a u s e E n t r y C o u n t e r   E l e m e n t T y p e = " D a t a I t e m "   E l e m e n t I d = " 1 7 4 4 3 1 5 6 2 9 " > + 
+                 < V A T C l a u s e D e s c r i p t i o n   E l e m e n t T y p e = " C o l u m n "   E l e m e n t I d = " 2 0 6 8 0 8 1 1 8 7 "   D a t a T y p e = " T e x t " > V A T C l a u s e D e s c r i p t i o n < / V A T C l a u s e D e s c r i p t i o n > + 
+                 < V A T C l a u s e I d e n t i f i e r   E l e m e n t T y p e = " C o l u m n "   E l e m e n t I d = " 1 0 4 9 0 1 5 9 5 2 "   D a t a T y p e = " C o d e " > V A T C l a u s e I d e n t i f i e r < / V A T C l a u s e I d e n t i f i e r > + 
+             < / V A T C l a u s e E n t r y C o u n t e r > + 
+             < U s e r _ S e t u p   E l e m e n t T y p e = " D a t a I t e m "   E l e m e n t I d = " 2 0 5 4 0 1 9 0 0 " > + 
+                 < E m p l o y e e   E l e m e n t T y p e = " D a t a I t e m "   E l e m e n t I d = " 6 4 9 0 3 7 5 8 5 " > + 
+                     < C o m p a n y E M a i l _ E m p l o y e e   E l e m e n t T y p e = " C o l u m n "   E l e m e n t I d = " 7 8 0 1 1 2 2 5 1 "   D a t a T y p e = " T e x t " > C o m p a n y E M a i l _ E m p l o y e e < / C o m p a n y E M a i l _ E m p l o y e e > + 
+                     < F u l l N a m e _ E m p l o y e e   E l e m e n t T y p e = " C o l u m n "   E l e m e n t I d = " 1 7 9 9 7 6 8 0 6 0 "   D a t a T y p e = " T e x t " > F u l l N a m e _ E m p l o y e e < / F u l l N a m e _ E m p l o y e e > + 
+                     < P h o n e N o _ E m p l o y e e   E l e m e n t T y p e = " C o l u m n "   E l e m e n t I d = " 1 1 8 5 6 1 9 8 9 "   D a t a T y p e = " T e x t " > P h o n e N o _ E m p l o y e e < / P h o n e N o _ E m p l o y e e > + 
+                 < / E m p l o y e e > + 
+             < / U s e r _ S e t u p > + 
+         < / C o p y L o o p > + 
+     < / S a l e s _ C r _ M e m o _ H e a d e r > + 
+ < / N a v W o r d R e p o r t X m l P a r t > 
+</file>
+
 <file path=customXml/itemProps1.xml><?xml version="1.0" encoding="utf-8"?>
 <ds:datastoreItem xmlns:ds="http://schemas.openxmlformats.org/officeDocument/2006/customXml" ds:itemID="{35636572-836B-43DF-8B5E-8B9C40C761AC}">
   <ds:schemaRefs>
